--- a/docs/docx/Tahap-2-Perancangan-Sistem.docx
+++ b/docs/docx/Tahap-2-Perancangan-Sistem.docx
@@ -5236,24 +5236,7 @@
     </w:p>
     <w:p>
       <w:r>
-        <w:rPr>
-          <w:b w:val="0"/>
-        </w:rPr>
-        <w:t>!</w:t>
-      </w:r>
-      <w:r>
-        <w:rPr>
-          <w:color w:val="1A4F8B"/>
-          <w:u w:val="single"/>
-        </w:rPr>
-        <w:t>Wireframe Dashboard</w:t>
-      </w:r>
-      <w:r>
-        <w:rPr>
-          <w:color w:val="666666"/>
-          <w:sz w:val="17"/>
-        </w:rPr>
-        <w:t xml:space="preserve"> (assets/wireframe-dashboard.svg)</w:t>
+        <w:t>Diagram: Wireframe Dashboard (assets/wireframe-dashboard.svg)</w:t>
       </w:r>
     </w:p>
     <w:p>
@@ -5278,24 +5261,7 @@
     </w:p>
     <w:p>
       <w:r>
-        <w:rPr>
-          <w:b w:val="0"/>
-        </w:rPr>
-        <w:t>!</w:t>
-      </w:r>
-      <w:r>
-        <w:rPr>
-          <w:color w:val="1A4F8B"/>
-          <w:u w:val="single"/>
-        </w:rPr>
-        <w:t>Wireframe Generator</w:t>
-      </w:r>
-      <w:r>
-        <w:rPr>
-          <w:color w:val="666666"/>
-          <w:sz w:val="17"/>
-        </w:rPr>
-        <w:t xml:space="preserve"> (assets/wireframe-generator.svg)</w:t>
+        <w:t>Diagram: Wireframe Generator (assets/wireframe-generator.svg)</w:t>
       </w:r>
     </w:p>
     <w:p>
@@ -5320,24 +5286,7 @@
     </w:p>
     <w:p>
       <w:r>
-        <w:rPr>
-          <w:b w:val="0"/>
-        </w:rPr>
-        <w:t>!</w:t>
-      </w:r>
-      <w:r>
-        <w:rPr>
-          <w:color w:val="1A4F8B"/>
-          <w:u w:val="single"/>
-        </w:rPr>
-        <w:t>Wireframe Exploit</w:t>
-      </w:r>
-      <w:r>
-        <w:rPr>
-          <w:color w:val="666666"/>
-          <w:sz w:val="17"/>
-        </w:rPr>
-        <w:t xml:space="preserve"> (assets/wireframe-exploit.svg)</w:t>
+        <w:t>Diagram: Wireframe Exploit (assets/wireframe-exploit.svg)</w:t>
       </w:r>
     </w:p>
     <w:p>
@@ -5374,24 +5323,7 @@
     </w:p>
     <w:p>
       <w:r>
-        <w:rPr>
-          <w:b w:val="0"/>
-        </w:rPr>
-        <w:t>!</w:t>
-      </w:r>
-      <w:r>
-        <w:rPr>
-          <w:color w:val="1A4F8B"/>
-          <w:u w:val="single"/>
-        </w:rPr>
-        <w:t>Wireframe Riwayat</w:t>
-      </w:r>
-      <w:r>
-        <w:rPr>
-          <w:color w:val="666666"/>
-          <w:sz w:val="17"/>
-        </w:rPr>
-        <w:t xml:space="preserve"> (assets/wireframe-history.svg)</w:t>
+        <w:t>Diagram: Wireframe Riwayat (assets/wireframe-history.svg)</w:t>
       </w:r>
     </w:p>
     <w:p>
@@ -5428,24 +5360,7 @@
     </w:p>
     <w:p>
       <w:r>
-        <w:rPr>
-          <w:b w:val="0"/>
-        </w:rPr>
-        <w:t>!</w:t>
-      </w:r>
-      <w:r>
-        <w:rPr>
-          <w:color w:val="1A4F8B"/>
-          <w:u w:val="single"/>
-        </w:rPr>
-        <w:t>Wireframe Settings</w:t>
-      </w:r>
-      <w:r>
-        <w:rPr>
-          <w:color w:val="666666"/>
-          <w:sz w:val="17"/>
-        </w:rPr>
-        <w:t xml:space="preserve"> (assets/wireframe-settings.svg)</w:t>
+        <w:t>Diagram: Wireframe Settings (assets/wireframe-settings.svg)</w:t>
       </w:r>
     </w:p>
     <w:p>
